--- a/3-Jenkins/Lab1.docx
+++ b/3-Jenkins/Lab1.docx
@@ -210,8 +210,18 @@
           <w:bCs/>
           <w:highlight w:val="lightGray"/>
         </w:rPr>
-        <w:t>/jenkins:lts-jdk11</w:t>
-      </w:r>
+        <w:t>/</w:t>
+      </w:r>
+      <w:proofErr w:type="spellStart"/>
+      <w:r>
+        <w:rPr>
+          <w:b/>
+          <w:bCs/>
+          <w:highlight w:val="lightGray"/>
+        </w:rPr>
+        <w:t>jenkins:lts</w:t>
+      </w:r>
+      <w:proofErr w:type="spellEnd"/>
       <w:r>
         <w:rPr>
           <w:b/>
@@ -560,6 +570,7 @@
         <w:rPr>
           <w:noProof/>
         </w:rPr>
+        <w:lastRenderedPageBreak/>
         <w:drawing>
           <wp:inline distT="0" distB="0" distL="0" distR="0" wp14:anchorId="187EA484" wp14:editId="26A99F0E">
             <wp:extent cx="2766060" cy="2339781"/>
@@ -813,6 +824,7 @@
         <w:rPr>
           <w:noProof/>
         </w:rPr>
+        <w:lastRenderedPageBreak/>
         <w:drawing>
           <wp:inline distT="0" distB="0" distL="0" distR="0" wp14:anchorId="27E36407" wp14:editId="5B99570A">
             <wp:extent cx="4194810" cy="1269225"/>
@@ -1285,6 +1297,7 @@
         <w:rPr>
           <w:noProof/>
         </w:rPr>
+        <w:lastRenderedPageBreak/>
         <w:drawing>
           <wp:inline distT="0" distB="0" distL="0" distR="0" wp14:anchorId="1975FF42" wp14:editId="56C5ADA4">
             <wp:extent cx="6645910" cy="2309495"/>
@@ -1775,6 +1788,7 @@
         <w:rPr>
           <w:noProof/>
         </w:rPr>
+        <w:lastRenderedPageBreak/>
         <w:drawing>
           <wp:inline distT="0" distB="0" distL="0" distR="0" wp14:anchorId="05F77AAB" wp14:editId="0E5FDE63">
             <wp:extent cx="3162741" cy="2505425"/>
@@ -2015,6 +2029,7 @@
         </w:numPr>
       </w:pPr>
       <w:r>
+        <w:lastRenderedPageBreak/>
         <w:t>Lokk for the Job 1’s Workspace menu and display the content of file.txt</w:t>
       </w:r>
     </w:p>
@@ -2171,6 +2186,7 @@
           <w:b/>
           <w:bCs/>
         </w:rPr>
+        <w:lastRenderedPageBreak/>
         <w:t>Part 2</w:t>
       </w:r>
       <w:r>
@@ -2518,6 +2534,7 @@
         </w:numPr>
       </w:pPr>
       <w:r>
+        <w:lastRenderedPageBreak/>
         <w:t xml:space="preserve">Type the following text in a browser </w:t>
       </w:r>
       <w:r>
@@ -2970,6 +2987,7 @@
           <w:b/>
           <w:bCs/>
         </w:rPr>
+        <w:lastRenderedPageBreak/>
         <w:t xml:space="preserve">Part </w:t>
       </w:r>
       <w:r>
@@ -3413,6 +3431,7 @@
         </w:numPr>
       </w:pPr>
       <w:r>
+        <w:lastRenderedPageBreak/>
         <w:t xml:space="preserve">Build Job1 </w:t>
       </w:r>
       <w:r>

--- a/3-Jenkins/Lab1.docx
+++ b/3-Jenkins/Lab1.docx
@@ -156,7 +156,7 @@
           <w:bCs/>
           <w:highlight w:val="lightGray"/>
         </w:rPr>
-        <w:t xml:space="preserve">docker run -d -p 8080:8080 -p 50000:50000 -v </w:t>
+        <w:t xml:space="preserve">docker run -d -p 8080:8080  -v </w:t>
       </w:r>
       <w:proofErr w:type="spellStart"/>
       <w:r>
@@ -2030,7 +2030,13 @@
       </w:pPr>
       <w:r>
         <w:lastRenderedPageBreak/>
-        <w:t>Lokk for the Job 1’s Workspace menu and display the content of file.txt</w:t>
+        <w:t>Lo</w:t>
+      </w:r>
+      <w:r>
+        <w:t>o</w:t>
+      </w:r>
+      <w:r>
+        <w:t>k for the Job 1’s Workspace menu and display the content of file.txt</w:t>
       </w:r>
     </w:p>
     <w:p>

--- a/3-Jenkins/Lab1.docx
+++ b/3-Jenkins/Lab1.docx
@@ -2642,7 +2642,13 @@
                               <w:jc w:val="center"/>
                             </w:pPr>
                             <w:r>
-                              <w:t>http://localhost:8080/job/job1/build?token?secret-token</w:t>
+                              <w:t>http://localhost:8080/job/job1/build?token</w:t>
+                            </w:r>
+                            <w:r>
+                              <w:t>=</w:t>
+                            </w:r>
+                            <w:r>
+                              <w:t>secret-token</w:t>
                             </w:r>
                           </w:p>
                         </w:txbxContent>
@@ -2720,7 +2726,13 @@
                         <w:jc w:val="center"/>
                       </w:pPr>
                       <w:r>
-                        <w:t>http://localhost:8080/job/job1/build?token?secret-token</w:t>
+                        <w:t>http://localhost:8080/job/job1/build?token</w:t>
+                      </w:r>
+                      <w:r>
+                        <w:t>=</w:t>
+                      </w:r>
+                      <w:r>
+                        <w:t>secret-token</w:t>
                       </w:r>
                     </w:p>
                   </w:txbxContent>
